--- a/ind/docx/64.content.docx
+++ b/ind/docx/64.content.docx
@@ -19,7 +19,7 @@
         <w:rPr>
           <w:lang w:val="id_ID" w:bidi="id_ID"/>
         </w:rPr>
-        <w:t>Resource: Tyndale Open Study Notes</w:t>
+        <w:t>Resource: Aquifer Open Study Notes (Book Intros)</w:t>
       </w:r>
       <w:r>
         <w:rPr>
@@ -112,7 +112,7 @@
         <w:rPr>
           <w:lang w:val="id_ID" w:bidi="id_ID"/>
         </w:rPr>
-        <w:t>Tyndale Open Study Notes</w:t>
+        <w:t>Aquifer Open Study Notes (Book Intros)</w:t>
       </w:r>
     </w:p>
     <w:p>

--- a/ind/docx/64.content.docx
+++ b/ind/docx/64.content.docx
@@ -270,18 +270,12 @@
         </w:rPr>
         <w:t xml:space="preserve">, “Latar Belakang”). Beberapa pengajar dan pemimpin, yang mengklaim diri mereka sebagai manusia rohani, mengajarkan doktrin yang berbeda tentang Kristus dan tidak menerapkan tuntutan disiplin yang sama kepada anggota gereja mereka. Mereka menganggap otoritas kepemimpinan mereka sendiri lebih tinggi dan menolak otoritas kepemimpinan Yohanes. Mereka juga memutarbalikkan ajaran para rasul. Diotrefes adalah salah satu dari mereka yang telah memisahkan diri dari persekutuan yang didasarkan pada ajaran dan hidup para rasul (bdk. </w:t>
       </w:r>
-      <w:hyperlink r:id="rId13">
-        <w:r>
-          <w:rPr>
-            <w:lang w:val="id_ID" w:bidi="id_ID"/>
-          </w:rPr>
-          <w:rPr>
-            <w:color w:val="0000EE"/>
-            <w:u w:val="single"/>
-          </w:rPr>
-          <w:t>1Yoh. 2:18–19</w:t>
-        </w:r>
-      </w:hyperlink>
+      <w:r>
+        <w:rPr>
+          <w:lang w:val="id_ID" w:bidi="id_ID"/>
+        </w:rPr>
+        <w:t>1Yoh. 2:18–19</w:t>
+      </w:r>
       <w:r>
         <w:rPr>
           <w:lang w:val="id_ID" w:bidi="id_ID"/>
@@ -327,18 +321,12 @@
         </w:rPr>
         <w:t>Dari semua surat dalam Perjanjian Baru, 3 Yohanes adalah yang paling khas sebagai surat pribadi pada abad pertama di Yunani dan Roma. Seperti ciri-ciri surat lain pada era ini, 3 Yohanes dimulai (</w:t>
       </w:r>
-      <w:hyperlink r:id="rId14">
-        <w:r>
-          <w:rPr>
-            <w:lang w:val="id_ID" w:bidi="id_ID"/>
-          </w:rPr>
-          <w:rPr>
-            <w:color w:val="0000EE"/>
-            <w:u w:val="single"/>
-          </w:rPr>
-          <w:t>3Yoh. 1:1–4</w:t>
-        </w:r>
-      </w:hyperlink>
+      <w:r>
+        <w:rPr>
+          <w:lang w:val="id_ID" w:bidi="id_ID"/>
+        </w:rPr>
+        <w:t>3Yoh. 1:1–4</w:t>
+      </w:r>
       <w:r>
         <w:rPr>
           <w:lang w:val="id_ID" w:bidi="id_ID"/>
@@ -359,18 +347,12 @@
         </w:rPr>
         <w:t>Dalam isi surat ini (</w:t>
       </w:r>
-      <w:hyperlink r:id="rId15">
-        <w:r>
-          <w:rPr>
-            <w:lang w:val="id_ID" w:bidi="id_ID"/>
-          </w:rPr>
-          <w:rPr>
-            <w:color w:val="0000EE"/>
-            <w:u w:val="single"/>
-          </w:rPr>
-          <w:t>3Yoh. 1:5–12</w:t>
-        </w:r>
-      </w:hyperlink>
+      <w:r>
+        <w:rPr>
+          <w:lang w:val="id_ID" w:bidi="id_ID"/>
+        </w:rPr>
+        <w:t>3Yoh. 1:5–12</w:t>
+      </w:r>
       <w:r>
         <w:rPr>
           <w:lang w:val="id_ID" w:bidi="id_ID"/>
@@ -391,18 +373,12 @@
         </w:rPr>
         <w:t>Berbeda dengan Gayus, seorang pemimpin gereja bernama Diotrefes menerima teguran dari rasul (</w:t>
       </w:r>
-      <w:hyperlink r:id="rId16">
-        <w:r>
-          <w:rPr>
-            <w:lang w:val="id_ID" w:bidi="id_ID"/>
-          </w:rPr>
-          <w:rPr>
-            <w:color w:val="0000EE"/>
-            <w:u w:val="single"/>
-          </w:rPr>
-          <w:t>3Yoh. 1:9–10</w:t>
-        </w:r>
-      </w:hyperlink>
+      <w:r>
+        <w:rPr>
+          <w:lang w:val="id_ID" w:bidi="id_ID"/>
+        </w:rPr>
+        <w:t>3Yoh. 1:9–10</w:t>
+      </w:r>
       <w:r>
         <w:rPr>
           <w:lang w:val="id_ID" w:bidi="id_ID"/>
@@ -423,18 +399,12 @@
         </w:rPr>
         <w:t>Yohanes kemudian menyoroti reputasi baik dari seorang yang bernama Demetrius (</w:t>
       </w:r>
-      <w:hyperlink r:id="rId17">
-        <w:r>
-          <w:rPr>
-            <w:lang w:val="id_ID" w:bidi="id_ID"/>
-          </w:rPr>
-          <w:rPr>
-            <w:color w:val="0000EE"/>
-            <w:u w:val="single"/>
-          </w:rPr>
-          <w:t>3Yoh. 1:12</w:t>
-        </w:r>
-      </w:hyperlink>
+      <w:r>
+        <w:rPr>
+          <w:lang w:val="id_ID" w:bidi="id_ID"/>
+        </w:rPr>
+        <w:t>3Yoh. 1:12</w:t>
+      </w:r>
       <w:r>
         <w:rPr>
           <w:lang w:val="id_ID" w:bidi="id_ID"/>
@@ -455,18 +425,12 @@
         </w:rPr>
         <w:t>Yohanes menutup surat dengan menyebutkan rencana kunjungan di masa depan dan menyampaikan salam hangat (</w:t>
       </w:r>
-      <w:hyperlink r:id="rId18">
-        <w:r>
-          <w:rPr>
-            <w:lang w:val="id_ID" w:bidi="id_ID"/>
-          </w:rPr>
-          <w:rPr>
-            <w:color w:val="0000EE"/>
-            <w:u w:val="single"/>
-          </w:rPr>
-          <w:t>3Yoh. 1:13–15</w:t>
-        </w:r>
-      </w:hyperlink>
+      <w:r>
+        <w:rPr>
+          <w:lang w:val="id_ID" w:bidi="id_ID"/>
+        </w:rPr>
+        <w:t>3Yoh. 1:13–15</w:t>
+      </w:r>
       <w:r>
         <w:rPr>
           <w:lang w:val="id_ID" w:bidi="id_ID"/>
@@ -498,18 +462,12 @@
         </w:rPr>
         <w:t xml:space="preserve">Penulis surat ini menyebut dirinya sebagai “penatua” (lihat </w:t>
       </w:r>
-      <w:hyperlink r:id="rId19">
-        <w:r>
-          <w:rPr>
-            <w:lang w:val="id_ID" w:bidi="id_ID"/>
-          </w:rPr>
-          <w:rPr>
-            <w:color w:val="0000EE"/>
-            <w:u w:val="single"/>
-          </w:rPr>
-          <w:t>3Yoh. 1:1</w:t>
-        </w:r>
-      </w:hyperlink>
+      <w:r>
+        <w:rPr>
+          <w:lang w:val="id_ID" w:bidi="id_ID"/>
+        </w:rPr>
+        <w:t>3Yoh. 1:1</w:t>
+      </w:r>
       <w:r>
         <w:rPr>
           <w:lang w:val="id_ID" w:bidi="id_ID"/>
